--- a/Sengo Business Plan.docx
+++ b/Sengo Business Plan.docx
@@ -124,7 +124,7 @@
           <w:sz w:val="24"/>
           <w:szCs w:val="24"/>
         </w:rPr>
-        <w:t xml:space="preserve">Reimagining Fundraising &amp; Investing</w:t>
+        <w:t xml:space="preserve">AI-Powered Education for Fundraising &amp; Investing</w:t>
       </w:r>
     </w:p>
     <w:p>
@@ -246,7 +246,7 @@
           <w:sz w:val="21"/>
           <w:szCs w:val="21"/>
         </w:rPr>
-        <w:t xml:space="preserve">Sengo is reimagining fundraising and investing by providing education, community, and access. We are building the infrastructure that empowers emerging founders to access funding and enables everyday funders to participate in the fastest-growing asset class: private markets.</w:t>
+        <w:t xml:space="preserve">Sengo is an AI-powered education platform reimagining fundraising and investing through education, community, and access. We are building the infrastructure that empowers emerging founders to access funding and enables everyday funders to participate in the fastest-growing asset class: private markets.</w:t>
       </w:r>
     </w:p>
     <w:p>
@@ -515,7 +515,7 @@
                 <w:sz w:val="28"/>
                 <w:szCs w:val="28"/>
               </w:rPr>
-              <w:t xml:space="preserve">$212K</w:t>
+              <w:t xml:space="preserve">$195K</w:t>
             </w:r>
           </w:p>
           <w:p>
@@ -571,7 +571,7 @@
                 <w:sz w:val="18"/>
                 <w:szCs w:val="18"/>
               </w:rPr>
-              <w:t xml:space="preserve">2025 net income (43% margin)</w:t>
+              <w:t xml:space="preserve">2025 net income (38% margin)</w:t>
             </w:r>
           </w:p>
         </w:tc>
@@ -1723,7 +1723,7 @@
           <w:sz w:val="21"/>
           <w:szCs w:val="21"/>
         </w:rPr>
-        <w:t xml:space="preserve">Sengo is a SaaS platform reimagining fundraising and investing through education, community, and access.</w:t>
+        <w:t xml:space="preserve">Sengo is an AI-powered SaaS platform reimagining fundraising and investing through education, community, and access. Our AI-enhanced tools—including a due diligence assistant for angel investors, a live dealflow feed, a fundraise readiness calculator, and an international capital pathways navigator—sit on top of the community infrastructure that makes them effective.</w:t>
       </w:r>
     </w:p>
     <w:p>
@@ -1763,7 +1763,7 @@
           <w:sz w:val="21"/>
           <w:szCs w:val="21"/>
         </w:rPr>
-        <w:t xml:space="preserve">Modular learning and resources that prepare investors to confidently navigate private markets</w:t>
+        <w:t xml:space="preserve">AI-curated learning paths that prepare investors to confidently navigate private markets</w:t>
       </w:r>
     </w:p>
     <w:p>
@@ -1782,7 +1782,7 @@
           <w:sz w:val="21"/>
           <w:szCs w:val="21"/>
         </w:rPr>
-        <w:t xml:space="preserve">Gamified experience that mobilizes funders with curated deal flow</w:t>
+        <w:t xml:space="preserve">AI-powered due diligence tool that helps angels evaluate deals faster and more consistently</w:t>
       </w:r>
     </w:p>
     <w:p>
@@ -1801,7 +1801,7 @@
           <w:sz w:val="21"/>
           <w:szCs w:val="21"/>
         </w:rPr>
-        <w:t xml:space="preserve">Ability to discover, vote on, and invest in emerging founders and community-backed opportunities</w:t>
+        <w:t xml:space="preserve">Live dealflow feed connecting investors with vetted, community-backed opportunities</w:t>
       </w:r>
     </w:p>
     <w:p>
@@ -1860,7 +1860,7 @@
           <w:sz w:val="21"/>
           <w:szCs w:val="21"/>
         </w:rPr>
-        <w:t xml:space="preserve">Coaching programs that prepare founders to raise capital successfully</w:t>
+        <w:t xml:space="preserve">AI-assisted coaching programs that prepare founders to raise capital successfully</w:t>
       </w:r>
     </w:p>
     <w:p>
@@ -1879,7 +1879,7 @@
           <w:sz w:val="21"/>
           <w:szCs w:val="21"/>
         </w:rPr>
-        <w:t xml:space="preserve">Strategy sessions and evergreen education available on-demand</w:t>
+        <w:t xml:space="preserve">Fundraise readiness calculator that scores and benchmarks founder preparedness</w:t>
       </w:r>
     </w:p>
     <w:p>
@@ -1898,28 +1898,7 @@
           <w:sz w:val="21"/>
           <w:szCs w:val="21"/>
         </w:rPr>
-        <w:t xml:space="preserve">Access to a highly-engaged community of aligned funders, with digital and IRL opportunities to connect</w:t>
-      </w:r>
-    </w:p>
-    <w:p>
-      <w:pPr>
-        <w:spacing w:before="80" w:after="0"/>
-      </w:pPr>
-    </w:p>
-    <w:p>
-      <w:pPr>
-        <w:spacing w:before="240" w:after="100"/>
-      </w:pPr>
-      <w:r>
-        <w:rPr>
-          <w:rFonts w:ascii="Arimo" w:cs="Arimo" w:eastAsia="Arimo" w:hAnsi="Arimo"/>
-          <w:b/>
-          <w:bCs/>
-          <w:color w:val="67441A"/>
-          <w:sz w:val="24"/>
-          <w:szCs w:val="24"/>
-        </w:rPr>
-        <w:t xml:space="preserve">For the Community</w:t>
+        <w:t xml:space="preserve">International capital pathways navigator for cross-border fundraising opportunities</w:t>
       </w:r>
     </w:p>
     <w:p>
@@ -1938,7 +1917,28 @@
           <w:sz w:val="21"/>
           <w:szCs w:val="21"/>
         </w:rPr>
-        <w:t xml:space="preserve">Digital hub where members can post, chat, share resources, and learn together</w:t>
+        <w:t xml:space="preserve">Access to a highly-engaged community of aligned funders, with digital and IRL opportunities to connect</w:t>
+      </w:r>
+    </w:p>
+    <w:p>
+      <w:pPr>
+        <w:spacing w:before="80" w:after="0"/>
+      </w:pPr>
+    </w:p>
+    <w:p>
+      <w:pPr>
+        <w:spacing w:before="240" w:after="100"/>
+      </w:pPr>
+      <w:r>
+        <w:rPr>
+          <w:rFonts w:ascii="Arimo" w:cs="Arimo" w:eastAsia="Arimo" w:hAnsi="Arimo"/>
+          <w:b/>
+          <w:bCs/>
+          <w:color w:val="67441A"/>
+          <w:sz w:val="24"/>
+          <w:szCs w:val="24"/>
+        </w:rPr>
+        <w:t xml:space="preserve">For the Community</w:t>
       </w:r>
     </w:p>
     <w:p>
@@ -1957,7 +1957,7 @@
           <w:sz w:val="21"/>
           <w:szCs w:val="21"/>
         </w:rPr>
-        <w:t xml:space="preserve">Curated events that blend culture and capital—from Fashion x Futures pop-ups to global retreats</w:t>
+        <w:t xml:space="preserve">Digital hub where members can post, chat, share resources, and learn together</w:t>
       </w:r>
     </w:p>
     <w:p>
@@ -1976,6 +1976,25 @@
           <w:sz w:val="21"/>
           <w:szCs w:val="21"/>
         </w:rPr>
+        <w:t xml:space="preserve">Curated events that blend culture and capital—from Fashion x Futures pop-ups to global retreats</w:t>
+      </w:r>
+    </w:p>
+    <w:p>
+      <w:pPr>
+        <w:pStyle w:val="ListParagraph"/>
+        <w:numPr>
+          <w:ilvl w:val="0"/>
+          <w:numId w:val="2"/>
+        </w:numPr>
+        <w:spacing w:before="40" w:after="40" w:line="276"/>
+      </w:pPr>
+      <w:r>
+        <w:rPr>
+          <w:rFonts w:ascii="Helvetica" w:cs="Helvetica" w:eastAsia="Helvetica" w:hAnsi="Helvetica"/>
+          <w:color w:val="67441A"/>
+          <w:sz w:val="21"/>
+          <w:szCs w:val="21"/>
+        </w:rPr>
         <w:t xml:space="preserve">Social learning experiences that turn passive supporters into active participants in wealth creation</w:t>
       </w:r>
     </w:p>
@@ -2102,7 +2121,7 @@
           <w:sz w:val="21"/>
           <w:szCs w:val="21"/>
         </w:rPr>
-        <w:t xml:space="preserve">Sengo is reimagining fundraising and investing through education, community, and access.</w:t>
+        <w:t xml:space="preserve">Sengo is reimagining fundraising and investing through AI-powered education, community, and access.</w:t>
       </w:r>
     </w:p>
     <w:p>
@@ -2509,7 +2528,7 @@
           <w:sz w:val="21"/>
           <w:szCs w:val="21"/>
         </w:rPr>
-        <w:t xml:space="preserve">$200K+ in lifetime revenue in first 365 days</w:t>
+        <w:t xml:space="preserve">$195K+ in lifetime revenue in first 365 days</w:t>
       </w:r>
     </w:p>
     <w:p>
@@ -2535,6 +2554,399 @@
       <w:pPr>
         <w:spacing w:before="80" w:after="0"/>
       </w:pPr>
+    </w:p>
+    <w:p>
+      <w:pPr>
+        <w:spacing w:before="240" w:after="100"/>
+      </w:pPr>
+      <w:r>
+        <w:rPr>
+          <w:rFonts w:ascii="Arimo" w:cs="Arimo" w:eastAsia="Arimo" w:hAnsi="Arimo"/>
+          <w:b/>
+          <w:bCs/>
+          <w:color w:val="67441A"/>
+          <w:sz w:val="24"/>
+          <w:szCs w:val="24"/>
+        </w:rPr>
+        <w:t xml:space="preserve">Programs &amp; Recognition</w:t>
+      </w:r>
+    </w:p>
+    <w:p>
+      <w:pPr>
+        <w:pStyle w:val="ListParagraph"/>
+        <w:numPr>
+          <w:ilvl w:val="0"/>
+          <w:numId w:val="2"/>
+        </w:numPr>
+        <w:spacing w:before="40" w:after="40" w:line="276"/>
+      </w:pPr>
+      <w:r>
+        <w:rPr>
+          <w:rFonts w:ascii="Helvetica" w:cs="Helvetica" w:eastAsia="Helvetica" w:hAnsi="Helvetica"/>
+          <w:color w:val="67441A"/>
+          <w:sz w:val="21"/>
+          <w:szCs w:val="21"/>
+        </w:rPr>
+        <w:t xml:space="preserve">Nasdaq Milestone Makers Entrepreneurship Program (2026)</w:t>
+      </w:r>
+    </w:p>
+    <w:p>
+      <w:pPr>
+        <w:pStyle w:val="ListParagraph"/>
+        <w:numPr>
+          <w:ilvl w:val="0"/>
+          <w:numId w:val="2"/>
+        </w:numPr>
+        <w:spacing w:before="40" w:after="40" w:line="276"/>
+      </w:pPr>
+      <w:r>
+        <w:rPr>
+          <w:rFonts w:ascii="Helvetica" w:cs="Helvetica" w:eastAsia="Helvetica" w:hAnsi="Helvetica"/>
+          <w:color w:val="67441A"/>
+          <w:sz w:val="21"/>
+          <w:szCs w:val="21"/>
+        </w:rPr>
+        <w:t xml:space="preserve">WomenInvestEU Program (2026)</w:t>
+      </w:r>
+    </w:p>
+    <w:p>
+      <w:pPr>
+        <w:pStyle w:val="ListParagraph"/>
+        <w:numPr>
+          <w:ilvl w:val="0"/>
+          <w:numId w:val="2"/>
+        </w:numPr>
+        <w:spacing w:before="40" w:after="40" w:line="276"/>
+      </w:pPr>
+      <w:r>
+        <w:rPr>
+          <w:rFonts w:ascii="Helvetica" w:cs="Helvetica" w:eastAsia="Helvetica" w:hAnsi="Helvetica"/>
+          <w:color w:val="67441A"/>
+          <w:sz w:val="21"/>
+          <w:szCs w:val="21"/>
+        </w:rPr>
+        <w:t xml:space="preserve">Ladies Who Launch — Finalist (2026)</w:t>
+      </w:r>
+    </w:p>
+    <w:p>
+      <w:pPr>
+        <w:pStyle w:val="ListParagraph"/>
+        <w:numPr>
+          <w:ilvl w:val="0"/>
+          <w:numId w:val="2"/>
+        </w:numPr>
+        <w:spacing w:before="40" w:after="40" w:line="276"/>
+      </w:pPr>
+      <w:r>
+        <w:rPr>
+          <w:rFonts w:ascii="Helvetica" w:cs="Helvetica" w:eastAsia="Helvetica" w:hAnsi="Helvetica"/>
+          <w:color w:val="67441A"/>
+          <w:sz w:val="21"/>
+          <w:szCs w:val="21"/>
+        </w:rPr>
+        <w:t xml:space="preserve">Gradient Incubator — Tulsa (2026)</w:t>
+      </w:r>
+    </w:p>
+    <w:p>
+      <w:pPr>
+        <w:pStyle w:val="ListParagraph"/>
+        <w:numPr>
+          <w:ilvl w:val="0"/>
+          <w:numId w:val="2"/>
+        </w:numPr>
+        <w:spacing w:before="40" w:after="40" w:line="276"/>
+      </w:pPr>
+      <w:r>
+        <w:rPr>
+          <w:rFonts w:ascii="Helvetica" w:cs="Helvetica" w:eastAsia="Helvetica" w:hAnsi="Helvetica"/>
+          <w:color w:val="67441A"/>
+          <w:sz w:val="21"/>
+          <w:szCs w:val="21"/>
+        </w:rPr>
+        <w:t xml:space="preserve">Black Girl Ventures Emerging Leaders Fellowship (2025)</w:t>
+      </w:r>
+    </w:p>
+    <w:p>
+      <w:pPr>
+        <w:pStyle w:val="ListParagraph"/>
+        <w:numPr>
+          <w:ilvl w:val="0"/>
+          <w:numId w:val="2"/>
+        </w:numPr>
+        <w:spacing w:before="40" w:after="40" w:line="276"/>
+      </w:pPr>
+      <w:r>
+        <w:rPr>
+          <w:rFonts w:ascii="Helvetica" w:cs="Helvetica" w:eastAsia="Helvetica" w:hAnsi="Helvetica"/>
+          <w:color w:val="67441A"/>
+          <w:sz w:val="21"/>
+          <w:szCs w:val="21"/>
+        </w:rPr>
+        <w:t xml:space="preserve">W.E. Build — Build in Tulsa Cohort (2025)</w:t>
+      </w:r>
+    </w:p>
+    <w:p>
+      <w:pPr>
+        <w:pStyle w:val="ListParagraph"/>
+        <w:numPr>
+          <w:ilvl w:val="0"/>
+          <w:numId w:val="2"/>
+        </w:numPr>
+        <w:spacing w:before="40" w:after="40" w:line="276"/>
+      </w:pPr>
+      <w:r>
+        <w:rPr>
+          <w:rFonts w:ascii="Helvetica" w:cs="Helvetica" w:eastAsia="Helvetica" w:hAnsi="Helvetica"/>
+          <w:color w:val="67441A"/>
+          <w:sz w:val="21"/>
+          <w:szCs w:val="21"/>
+        </w:rPr>
+        <w:t xml:space="preserve">Square Mini Grant Recipient</w:t>
+      </w:r>
+    </w:p>
+    <w:p>
+      <w:pPr>
+        <w:spacing w:before="240" w:after="100"/>
+      </w:pPr>
+      <w:r>
+        <w:rPr>
+          <w:rFonts w:ascii="Arimo" w:cs="Arimo" w:eastAsia="Arimo" w:hAnsi="Arimo"/>
+          <w:b/>
+          <w:bCs/>
+          <w:color w:val="67441A"/>
+          <w:sz w:val="24"/>
+          <w:szCs w:val="24"/>
+        </w:rPr>
+        <w:t xml:space="preserve">Press &amp; Speaking</w:t>
+      </w:r>
+    </w:p>
+    <w:p>
+      <w:pPr>
+        <w:pStyle w:val="ListParagraph"/>
+        <w:numPr>
+          <w:ilvl w:val="0"/>
+          <w:numId w:val="2"/>
+        </w:numPr>
+        <w:spacing w:before="40" w:after="40" w:line="276"/>
+      </w:pPr>
+      <w:r>
+        <w:rPr>
+          <w:rFonts w:ascii="Helvetica" w:cs="Helvetica" w:eastAsia="Helvetica" w:hAnsi="Helvetica"/>
+          <w:color w:val="67441A"/>
+          <w:sz w:val="21"/>
+          <w:szCs w:val="21"/>
+        </w:rPr>
+        <w:t xml:space="preserve">Forbes (2x feature)</w:t>
+      </w:r>
+    </w:p>
+    <w:p>
+      <w:pPr>
+        <w:pStyle w:val="ListParagraph"/>
+        <w:numPr>
+          <w:ilvl w:val="0"/>
+          <w:numId w:val="2"/>
+        </w:numPr>
+        <w:spacing w:before="40" w:after="40" w:line="276"/>
+      </w:pPr>
+      <w:r>
+        <w:rPr>
+          <w:rFonts w:ascii="Helvetica" w:cs="Helvetica" w:eastAsia="Helvetica" w:hAnsi="Helvetica"/>
+          <w:color w:val="67441A"/>
+          <w:sz w:val="21"/>
+          <w:szCs w:val="21"/>
+        </w:rPr>
+        <w:t xml:space="preserve">Business Insider</w:t>
+      </w:r>
+    </w:p>
+    <w:p>
+      <w:pPr>
+        <w:pStyle w:val="ListParagraph"/>
+        <w:numPr>
+          <w:ilvl w:val="0"/>
+          <w:numId w:val="2"/>
+        </w:numPr>
+        <w:spacing w:before="40" w:after="40" w:line="276"/>
+      </w:pPr>
+      <w:r>
+        <w:rPr>
+          <w:rFonts w:ascii="Helvetica" w:cs="Helvetica" w:eastAsia="Helvetica" w:hAnsi="Helvetica"/>
+          <w:color w:val="67441A"/>
+          <w:sz w:val="21"/>
+          <w:szCs w:val="21"/>
+        </w:rPr>
+        <w:t xml:space="preserve">Authority Magazine</w:t>
+      </w:r>
+    </w:p>
+    <w:p>
+      <w:pPr>
+        <w:pStyle w:val="ListParagraph"/>
+        <w:numPr>
+          <w:ilvl w:val="0"/>
+          <w:numId w:val="2"/>
+        </w:numPr>
+        <w:spacing w:before="40" w:after="40" w:line="276"/>
+      </w:pPr>
+      <w:r>
+        <w:rPr>
+          <w:rFonts w:ascii="Helvetica" w:cs="Helvetica" w:eastAsia="Helvetica" w:hAnsi="Helvetica"/>
+          <w:color w:val="67441A"/>
+          <w:sz w:val="21"/>
+          <w:szCs w:val="21"/>
+        </w:rPr>
+        <w:t xml:space="preserve">Cause Artist</w:t>
+      </w:r>
+    </w:p>
+    <w:p>
+      <w:pPr>
+        <w:pStyle w:val="ListParagraph"/>
+        <w:numPr>
+          <w:ilvl w:val="0"/>
+          <w:numId w:val="2"/>
+        </w:numPr>
+        <w:spacing w:before="40" w:after="40" w:line="276"/>
+      </w:pPr>
+      <w:r>
+        <w:rPr>
+          <w:rFonts w:ascii="Helvetica" w:cs="Helvetica" w:eastAsia="Helvetica" w:hAnsi="Helvetica"/>
+          <w:color w:val="67441A"/>
+          <w:sz w:val="21"/>
+          <w:szCs w:val="21"/>
+        </w:rPr>
+        <w:t xml:space="preserve">Leading Visibly</w:t>
+      </w:r>
+    </w:p>
+    <w:p>
+      <w:pPr>
+        <w:pStyle w:val="ListParagraph"/>
+        <w:numPr>
+          <w:ilvl w:val="0"/>
+          <w:numId w:val="2"/>
+        </w:numPr>
+        <w:spacing w:before="40" w:after="40" w:line="276"/>
+      </w:pPr>
+      <w:r>
+        <w:rPr>
+          <w:rFonts w:ascii="Helvetica" w:cs="Helvetica" w:eastAsia="Helvetica" w:hAnsi="Helvetica"/>
+          <w:color w:val="67441A"/>
+          <w:sz w:val="21"/>
+          <w:szCs w:val="21"/>
+        </w:rPr>
+        <w:t xml:space="preserve">Black Wealth Salon with Gabrielle Union</w:t>
+      </w:r>
+    </w:p>
+    <w:p>
+      <w:pPr>
+        <w:pStyle w:val="ListParagraph"/>
+        <w:numPr>
+          <w:ilvl w:val="0"/>
+          <w:numId w:val="2"/>
+        </w:numPr>
+        <w:spacing w:before="40" w:after="40" w:line="276"/>
+      </w:pPr>
+      <w:r>
+        <w:rPr>
+          <w:rFonts w:ascii="Helvetica" w:cs="Helvetica" w:eastAsia="Helvetica" w:hAnsi="Helvetica"/>
+          <w:color w:val="67441A"/>
+          <w:sz w:val="21"/>
+          <w:szCs w:val="21"/>
+        </w:rPr>
+        <w:t xml:space="preserve">Black Woman Invest Conference</w:t>
+      </w:r>
+    </w:p>
+    <w:p>
+      <w:pPr>
+        <w:pStyle w:val="ListParagraph"/>
+        <w:numPr>
+          <w:ilvl w:val="0"/>
+          <w:numId w:val="2"/>
+        </w:numPr>
+        <w:spacing w:before="40" w:after="40" w:line="276"/>
+      </w:pPr>
+      <w:r>
+        <w:rPr>
+          <w:rFonts w:ascii="Helvetica" w:cs="Helvetica" w:eastAsia="Helvetica" w:hAnsi="Helvetica"/>
+          <w:color w:val="67441A"/>
+          <w:sz w:val="21"/>
+          <w:szCs w:val="21"/>
+        </w:rPr>
+        <w:t xml:space="preserve">1PHL Innovation Weekend (Philadelphia)</w:t>
+      </w:r>
+    </w:p>
+    <w:p>
+      <w:pPr>
+        <w:pStyle w:val="ListParagraph"/>
+        <w:numPr>
+          <w:ilvl w:val="0"/>
+          <w:numId w:val="2"/>
+        </w:numPr>
+        <w:spacing w:before="40" w:after="40" w:line="276"/>
+      </w:pPr>
+      <w:r>
+        <w:rPr>
+          <w:rFonts w:ascii="Helvetica" w:cs="Helvetica" w:eastAsia="Helvetica" w:hAnsi="Helvetica"/>
+          <w:color w:val="67441A"/>
+          <w:sz w:val="21"/>
+          <w:szCs w:val="21"/>
+        </w:rPr>
+        <w:t xml:space="preserve">Santa Clara University Panel</w:t>
+      </w:r>
+    </w:p>
+    <w:p>
+      <w:pPr>
+        <w:pStyle w:val="ListParagraph"/>
+        <w:numPr>
+          <w:ilvl w:val="0"/>
+          <w:numId w:val="2"/>
+        </w:numPr>
+        <w:spacing w:before="40" w:after="40" w:line="276"/>
+      </w:pPr>
+      <w:r>
+        <w:rPr>
+          <w:rFonts w:ascii="Helvetica" w:cs="Helvetica" w:eastAsia="Helvetica" w:hAnsi="Helvetica"/>
+          <w:color w:val="67441A"/>
+          <w:sz w:val="21"/>
+          <w:szCs w:val="21"/>
+        </w:rPr>
+        <w:t xml:space="preserve">Spring into Wealth Panel</w:t>
+      </w:r>
+    </w:p>
+    <w:p>
+      <w:pPr>
+        <w:pStyle w:val="ListParagraph"/>
+        <w:numPr>
+          <w:ilvl w:val="0"/>
+          <w:numId w:val="2"/>
+        </w:numPr>
+        <w:spacing w:before="40" w:after="40" w:line="276"/>
+      </w:pPr>
+      <w:r>
+        <w:rPr>
+          <w:rFonts w:ascii="Helvetica" w:cs="Helvetica" w:eastAsia="Helvetica" w:hAnsi="Helvetica"/>
+          <w:color w:val="67441A"/>
+          <w:sz w:val="21"/>
+          <w:szCs w:val="21"/>
+        </w:rPr>
+        <w:t xml:space="preserve">Entrepreneurial Appetite Podcast</w:t>
+      </w:r>
+    </w:p>
+    <w:p>
+      <w:pPr>
+        <w:pStyle w:val="ListParagraph"/>
+        <w:numPr>
+          <w:ilvl w:val="0"/>
+          <w:numId w:val="2"/>
+        </w:numPr>
+        <w:spacing w:before="40" w:after="40" w:line="276"/>
+      </w:pPr>
+      <w:r>
+        <w:rPr>
+          <w:rFonts w:ascii="Helvetica" w:cs="Helvetica" w:eastAsia="Helvetica" w:hAnsi="Helvetica"/>
+          <w:color w:val="67441A"/>
+          <w:sz w:val="21"/>
+          <w:szCs w:val="21"/>
+        </w:rPr>
+        <w:t xml:space="preserve">Black Real Estate Dialogue Podcast</w:t>
+      </w:r>
     </w:p>
     <w:p>
       <w:pPr>
@@ -5556,7 +5968,7 @@
                 <w:sz w:val="19"/>
                 <w:szCs w:val="19"/>
               </w:rPr>
-              <w:t xml:space="preserve">Education + community + access for all participants</w:t>
+              <w:t xml:space="preserve">AI + education + community + access for all participants</w:t>
             </w:r>
           </w:p>
         </w:tc>
@@ -5590,7 +6002,7 @@
                 <w:sz w:val="19"/>
                 <w:szCs w:val="19"/>
               </w:rPr>
-              <w:t xml:space="preserve">Full-stack: advisory, events, platform, deal flow</w:t>
+              <w:t xml:space="preserve">Full-stack: AI tools, advisory, events, platform, deal flow</w:t>
             </w:r>
           </w:p>
         </w:tc>
@@ -5751,7 +6163,7 @@
           <w:sz w:val="21"/>
           <w:szCs w:val="21"/>
         </w:rPr>
-        <w:t xml:space="preserve">Key Differentiator: Sengo is built on knowledge and trust, not tools that AI can replace. Our community infrastructure and relationship-driven approach create sustainable competitive moats.</w:t>
+        <w:t xml:space="preserve">Key Differentiator: Sengo layers AI-powered tools on top of community trust and relationships—a combination no competitor has. AI enhances the human infrastructure; the human infrastructure makes the AI valuable.</w:t>
       </w:r>
     </w:p>
     <w:p>
@@ -6440,7 +6852,7 @@
                 <w:sz w:val="19"/>
                 <w:szCs w:val="19"/>
               </w:rPr>
-              <w:t xml:space="preserve">$69,656</w:t>
+              <w:t xml:space="preserve">$37,156</w:t>
             </w:r>
           </w:p>
         </w:tc>
@@ -6541,7 +6953,7 @@
                 <w:sz w:val="19"/>
                 <w:szCs w:val="19"/>
               </w:rPr>
-              <w:t xml:space="preserve">$212,180</w:t>
+              <w:t xml:space="preserve">$194,681</w:t>
             </w:r>
           </w:p>
         </w:tc>
@@ -7147,7 +7559,7 @@
                 <w:sz w:val="19"/>
                 <w:szCs w:val="19"/>
               </w:rPr>
-              <w:t xml:space="preserve">43.3%</w:t>
+              <w:t xml:space="preserve">38.2%</w:t>
             </w:r>
           </w:p>
         </w:tc>
@@ -7173,7 +7585,7 @@
           <w:sz w:val="20"/>
           <w:szCs w:val="20"/>
         </w:rPr>
-        <w:t xml:space="preserve">Key insight: Revenue grew 4X year-over-year ($53K → $212K) while achieving 43% net margins—demonstrating both growth velocity and capital efficiency. Events &amp; Sales more than doubled, and multiple new revenue streams (SaaS, coaching, grants) came online in 2025.</w:t>
+        <w:t xml:space="preserve">Key insight: Revenue grew 3.7X year-over-year ($53K → $195K) while achieving 38% net margins—demonstrating both growth velocity and capital efficiency. Events &amp; Sales more than doubled, and multiple new revenue streams (SaaS, coaching, grants) came online in 2025.</w:t>
       </w:r>
     </w:p>
     <w:p>
@@ -9763,7 +10175,7 @@
                 <w:sz w:val="18"/>
                 <w:szCs w:val="18"/>
               </w:rPr>
-              <w:t xml:space="preserve">$69,656</w:t>
+              <w:t xml:space="preserve">$37,156</w:t>
             </w:r>
           </w:p>
         </w:tc>
@@ -9932,7 +10344,7 @@
                 <w:sz w:val="18"/>
                 <w:szCs w:val="18"/>
               </w:rPr>
-              <w:t xml:space="preserve">$212,181</w:t>
+              <w:t xml:space="preserve">$194,681</w:t>
             </w:r>
           </w:p>
         </w:tc>
@@ -11960,7 +12372,7 @@
                 <w:sz w:val="18"/>
                 <w:szCs w:val="18"/>
               </w:rPr>
-              <w:t xml:space="preserve">($100,300)</w:t>
+              <w:t xml:space="preserve">($96,000)</w:t>
             </w:r>
           </w:p>
         </w:tc>
@@ -11994,7 +12406,7 @@
                 <w:sz w:val="18"/>
                 <w:szCs w:val="18"/>
               </w:rPr>
-              <w:t xml:space="preserve">($525,000)</w:t>
+              <w:t xml:space="preserve">($498,000)</w:t>
             </w:r>
           </w:p>
         </w:tc>
@@ -12028,7 +12440,7 @@
                 <w:sz w:val="18"/>
                 <w:szCs w:val="18"/>
               </w:rPr>
-              <w:t xml:space="preserve">($719,000)</w:t>
+              <w:t xml:space="preserve">($778,000)</w:t>
             </w:r>
           </w:p>
         </w:tc>
@@ -12062,7 +12474,7 @@
                 <w:sz w:val="18"/>
                 <w:szCs w:val="18"/>
               </w:rPr>
-              <w:t xml:space="preserve">($997,000)</w:t>
+              <w:t xml:space="preserve">($1.0M)</w:t>
             </w:r>
           </w:p>
         </w:tc>
@@ -12129,7 +12541,7 @@
                 <w:sz w:val="18"/>
                 <w:szCs w:val="18"/>
               </w:rPr>
-              <w:t xml:space="preserve">$92,148</w:t>
+              <w:t xml:space="preserve">$96,448</w:t>
             </w:r>
           </w:p>
         </w:tc>
@@ -12163,7 +12575,7 @@
                 <w:sz w:val="18"/>
                 <w:szCs w:val="18"/>
               </w:rPr>
-              <w:t xml:space="preserve">($229,489)</w:t>
+              <w:t xml:space="preserve">($202,489)</w:t>
             </w:r>
           </w:p>
         </w:tc>
@@ -12197,7 +12609,7 @@
                 <w:sz w:val="18"/>
                 <w:szCs w:val="18"/>
               </w:rPr>
-              <w:t xml:space="preserve">$16,777</w:t>
+              <w:t xml:space="preserve">($42,223)</w:t>
             </w:r>
           </w:p>
         </w:tc>
@@ -12231,7 +12643,7 @@
                 <w:sz w:val="18"/>
                 <w:szCs w:val="18"/>
               </w:rPr>
-              <w:t xml:space="preserve">$638,725</w:t>
+              <w:t xml:space="preserve">$615,725</w:t>
             </w:r>
           </w:p>
         </w:tc>
@@ -12298,7 +12710,7 @@
                 <w:sz w:val="18"/>
                 <w:szCs w:val="18"/>
               </w:rPr>
-              <w:t xml:space="preserve">43.4%</w:t>
+              <w:t xml:space="preserve">41.4%</w:t>
             </w:r>
           </w:p>
         </w:tc>
@@ -12332,7 +12744,7 @@
                 <w:sz w:val="18"/>
                 <w:szCs w:val="18"/>
               </w:rPr>
-              <w:t xml:space="preserve">—69.9%</w:t>
+              <w:t xml:space="preserve">—61.7%</w:t>
             </w:r>
           </w:p>
         </w:tc>
@@ -12366,7 +12778,7 @@
                 <w:sz w:val="18"/>
                 <w:szCs w:val="18"/>
               </w:rPr>
-              <w:t xml:space="preserve">2.1%</w:t>
+              <w:t xml:space="preserve">—5.2%</w:t>
             </w:r>
           </w:p>
         </w:tc>
@@ -12400,7 +12812,7 @@
                 <w:sz w:val="18"/>
                 <w:szCs w:val="18"/>
               </w:rPr>
-              <w:t xml:space="preserve">35.5%</w:t>
+              <w:t xml:space="preserve">34.3%</w:t>
             </w:r>
           </w:p>
         </w:tc>
@@ -12501,7 +12913,7 @@
                 <w:sz w:val="18"/>
                 <w:szCs w:val="18"/>
               </w:rPr>
-              <w:t xml:space="preserve">$275,511</w:t>
+              <w:t xml:space="preserve">$302,511</w:t>
             </w:r>
           </w:p>
         </w:tc>
@@ -12535,7 +12947,7 @@
                 <w:sz w:val="18"/>
                 <w:szCs w:val="18"/>
               </w:rPr>
-              <w:t xml:space="preserve">$292,288</w:t>
+              <w:t xml:space="preserve">$260,288</w:t>
             </w:r>
           </w:p>
         </w:tc>
@@ -12569,7 +12981,7 @@
                 <w:sz w:val="18"/>
                 <w:szCs w:val="18"/>
               </w:rPr>
-              <w:t xml:space="preserve">$931,013</w:t>
+              <w:t xml:space="preserve">$876,013</w:t>
             </w:r>
           </w:p>
         </w:tc>
@@ -12628,7 +13040,7 @@
           <w:sz w:val="21"/>
           <w:szCs w:val="21"/>
         </w:rPr>
-        <w:t xml:space="preserve">Pre-seed close Q2 ($500K); new platform ships Q3. Operating loss of (~$229,489) reflects full event production costs including brand pass-through and cohost splits, fully funded by the raise, leaving ~$275,511 cash at year-end.</w:t>
+        <w:t xml:space="preserve">Pre-seed close Q2 ($500K); new platform ships Q3. Operating loss of (~$202,489) reflects full event production costs including brand pass-through and cohost splits, fully funded by the raise, leaving ~$302,511 cash at year-end.</w:t>
       </w:r>
     </w:p>
     <w:p>
@@ -12723,7 +13135,7 @@
           <w:sz w:val="21"/>
           <w:szCs w:val="21"/>
         </w:rPr>
-        <w:t xml:space="preserve">Operating expenses rise to ~$525,000 (engineering, product, sales lead, marketing spend, compliance infrastructure)</w:t>
+        <w:t xml:space="preserve">Operating expenses rise to ~$498,000 (engineering, product, sales lead, marketing spend, compliance infrastructure)</w:t>
       </w:r>
     </w:p>
     <w:p>
@@ -12834,7 +13246,7 @@
           <w:sz w:val="21"/>
           <w:szCs w:val="21"/>
         </w:rPr>
-        <w:t xml:space="preserve">Return to profitability with 2.1% operating margin as event margins improve and SaaS/coaching recurring revenue scales</w:t>
+        <w:t xml:space="preserve">Return to profitability with -5.2% operating margin as event margins improve and SaaS/coaching recurring revenue scales</w:t>
       </w:r>
     </w:p>
     <w:p>
@@ -12945,7 +13357,7 @@
           <w:sz w:val="21"/>
           <w:szCs w:val="21"/>
         </w:rPr>
-        <w:t xml:space="preserve">$1.8M revenue at 35.5% operating margin ($638,725 operating income); clear path and metrics for Series A ($3–$5M raise)</w:t>
+        <w:t xml:space="preserve">$1.8M revenue at 34.3% operating margin ($615,725 operating income); self-sustaining profitability with $754K cash position and no additional capital required</w:t>
       </w:r>
     </w:p>
     <w:p>
@@ -13004,7 +13416,7 @@
           <w:sz w:val="21"/>
           <w:szCs w:val="21"/>
         </w:rPr>
-        <w:t xml:space="preserve">Lifetime Value (LTV): $540–$900 (based on 3-year retention at $15–$25/month)</w:t>
+        <w:t xml:space="preserve">Lifetime Value (LTV): $540–$900 (based on 3-year retention at $15–$25/month); AI-enhanced personalization expected to improve retention and expand LTV</w:t>
       </w:r>
     </w:p>
     <w:p>
@@ -13427,7 +13839,7 @@
                 <w:sz w:val="16"/>
                 <w:szCs w:val="16"/>
               </w:rPr>
-              <w:t xml:space="preserve">$15,000</w:t>
+              <w:t xml:space="preserve">$20,000</w:t>
             </w:r>
           </w:p>
         </w:tc>
@@ -13461,7 +13873,7 @@
                 <w:sz w:val="16"/>
                 <w:szCs w:val="16"/>
               </w:rPr>
-              <w:t xml:space="preserve">$20,000</w:t>
+              <w:t xml:space="preserve">$30,000</w:t>
             </w:r>
           </w:p>
         </w:tc>
@@ -13495,7 +13907,7 @@
                 <w:sz w:val="16"/>
                 <w:szCs w:val="16"/>
               </w:rPr>
-              <w:t xml:space="preserve">$30,000</w:t>
+              <w:t xml:space="preserve">$40,000</w:t>
             </w:r>
           </w:p>
         </w:tc>
@@ -13593,7 +14005,7 @@
                 <w:sz w:val="16"/>
                 <w:szCs w:val="16"/>
               </w:rPr>
-              <w:t xml:space="preserve">$1,000</w:t>
+              <w:t xml:space="preserve">$2,000</w:t>
             </w:r>
           </w:p>
         </w:tc>
@@ -13627,7 +14039,7 @@
                 <w:sz w:val="16"/>
                 <w:szCs w:val="16"/>
               </w:rPr>
-              <w:t xml:space="preserve">$20,000</w:t>
+              <w:t xml:space="preserve">$25,000</w:t>
             </w:r>
           </w:p>
         </w:tc>
@@ -13661,7 +14073,7 @@
                 <w:sz w:val="16"/>
                 <w:szCs w:val="16"/>
               </w:rPr>
-              <w:t xml:space="preserve">$25,000</w:t>
+              <w:t xml:space="preserve">$35,000</w:t>
             </w:r>
           </w:p>
         </w:tc>
@@ -13695,7 +14107,7 @@
                 <w:sz w:val="16"/>
                 <w:szCs w:val="16"/>
               </w:rPr>
-              <w:t xml:space="preserve">$35,000</w:t>
+              <w:t xml:space="preserve">$45,000</w:t>
             </w:r>
           </w:p>
         </w:tc>
@@ -13827,7 +14239,7 @@
                 <w:sz w:val="16"/>
                 <w:szCs w:val="16"/>
               </w:rPr>
-              <w:t xml:space="preserve">$25,000</w:t>
+              <w:t xml:space="preserve">$35,000</w:t>
             </w:r>
           </w:p>
         </w:tc>
@@ -13861,7 +14273,7 @@
                 <w:sz w:val="16"/>
                 <w:szCs w:val="16"/>
               </w:rPr>
-              <w:t xml:space="preserve">$30,000</w:t>
+              <w:t xml:space="preserve">$50,000</w:t>
             </w:r>
           </w:p>
         </w:tc>
@@ -13895,7 +14307,7 @@
                 <w:sz w:val="16"/>
                 <w:szCs w:val="16"/>
               </w:rPr>
-              <w:t xml:space="preserve">$45,000</w:t>
+              <w:t xml:space="preserve">$60,000</w:t>
             </w:r>
           </w:p>
         </w:tc>
@@ -13993,7 +14405,7 @@
                 <w:sz w:val="16"/>
                 <w:szCs w:val="16"/>
               </w:rPr>
-              <w:t xml:space="preserve">$1,087</w:t>
+              <w:t xml:space="preserve">$2,000</w:t>
             </w:r>
           </w:p>
         </w:tc>
@@ -14027,7 +14439,7 @@
                 <w:sz w:val="16"/>
                 <w:szCs w:val="16"/>
               </w:rPr>
-              <w:t xml:space="preserve">$15,000</w:t>
+              <w:t xml:space="preserve">$20,000</w:t>
             </w:r>
           </w:p>
         </w:tc>
@@ -14061,7 +14473,7 @@
                 <w:sz w:val="16"/>
                 <w:szCs w:val="16"/>
               </w:rPr>
-              <w:t xml:space="preserve">$20,000</w:t>
+              <w:t xml:space="preserve">$30,000</w:t>
             </w:r>
           </w:p>
         </w:tc>
@@ -14095,7 +14507,7 @@
                 <w:sz w:val="16"/>
                 <w:szCs w:val="16"/>
               </w:rPr>
-              <w:t xml:space="preserve">$30,000</w:t>
+              <w:t xml:space="preserve">$40,000</w:t>
             </w:r>
           </w:p>
         </w:tc>
@@ -14193,7 +14605,7 @@
                 <w:sz w:val="16"/>
                 <w:szCs w:val="16"/>
               </w:rPr>
-              <w:t xml:space="preserve">$1,000</w:t>
+              <w:t xml:space="preserve">$2,000</w:t>
             </w:r>
           </w:p>
         </w:tc>
@@ -14227,7 +14639,7 @@
                 <w:sz w:val="16"/>
                 <w:szCs w:val="16"/>
               </w:rPr>
-              <w:t xml:space="preserve">$5,000</w:t>
+              <w:t xml:space="preserve">$10,000</w:t>
             </w:r>
           </w:p>
         </w:tc>
@@ -14261,7 +14673,7 @@
                 <w:sz w:val="16"/>
                 <w:szCs w:val="16"/>
               </w:rPr>
-              <w:t xml:space="preserve">$5,000</w:t>
+              <w:t xml:space="preserve">$15,000</w:t>
             </w:r>
           </w:p>
         </w:tc>
@@ -14295,7 +14707,7 @@
                 <w:sz w:val="16"/>
                 <w:szCs w:val="16"/>
               </w:rPr>
-              <w:t xml:space="preserve">$10,000</w:t>
+              <w:t xml:space="preserve">$15,000</w:t>
             </w:r>
           </w:p>
         </w:tc>
@@ -14393,7 +14805,7 @@
                 <w:sz w:val="16"/>
                 <w:szCs w:val="16"/>
               </w:rPr>
-              <w:t xml:space="preserve">$5,087</w:t>
+              <w:t xml:space="preserve">$8,000</w:t>
             </w:r>
           </w:p>
         </w:tc>
@@ -14427,7 +14839,7 @@
                 <w:sz w:val="16"/>
                 <w:szCs w:val="16"/>
               </w:rPr>
-              <w:t xml:space="preserve">$80,000</w:t>
+              <w:t xml:space="preserve">$110,000</w:t>
             </w:r>
           </w:p>
         </w:tc>
@@ -14461,7 +14873,7 @@
                 <w:sz w:val="16"/>
                 <w:szCs w:val="16"/>
               </w:rPr>
-              <w:t xml:space="preserve">$100,000</w:t>
+              <w:t xml:space="preserve">$160,000</w:t>
             </w:r>
           </w:p>
         </w:tc>
@@ -14495,7 +14907,7 @@
                 <w:sz w:val="16"/>
                 <w:szCs w:val="16"/>
               </w:rPr>
-              <w:t xml:space="preserve">$150,000</w:t>
+              <w:t xml:space="preserve">$200,000</w:t>
             </w:r>
           </w:p>
         </w:tc>
@@ -14601,7 +15013,7 @@
           <w:sz w:val="21"/>
           <w:szCs w:val="21"/>
         </w:rPr>
-        <w:t xml:space="preserve">Content is Sengo’s organic growth engine. The newsletter reaches 10,000+ subscribers with a 46.5% open rate—four times the industry average. In 2026, marketing investment scales to $20K for professional content production (video, short-form social, thought leadership), social media management, and a dedicated content calendar. The goal is to reach 25,000 email subscribers by year-end 2026 and 60,000 by 2027.</w:t>
+        <w:t xml:space="preserve">Content is Sengo’s organic growth engine. The newsletter reaches 10,000+ subscribers with a 46.5% open rate—four times the industry average. In 2026, marketing investment scales to $25K for professional content production (video, short-form social, thought leadership), social media management, and a dedicated content calendar. The goal is to reach 25,000 email subscribers by year-end 2026 and 60,000 by 2027.</w:t>
       </w:r>
     </w:p>
     <w:p>
@@ -14637,7 +15049,7 @@
           <w:sz w:val="21"/>
           <w:szCs w:val="21"/>
         </w:rPr>
-        <w:t xml:space="preserve">Paid digital campaigns launch in Q2 2026 once the new platform is live. The $25K budget targets Meta, Google, and LinkedIn with audience segmentation focused on founders seeking capital readiness resources and potential investors interested in private market education. Blended CAC target: $40–$65. As channels prove out, the budget scales to $30K (2027) and $45K (2028) with performance-based allocation.</w:t>
+        <w:t xml:space="preserve">Paid digital campaigns launch in Q2 2026 once the new platform is live. The $35K budget targets Meta, Google, and LinkedIn with audience segmentation focused on founders seeking capital readiness resources and potential investors interested in private market education. Blended CAC target: $40–$65. As channels prove out, the budget scales to $50K (2027) and $60K (2028) with performance-based allocation.</w:t>
       </w:r>
     </w:p>
     <w:p>
@@ -14709,7 +15121,7 @@
           <w:sz w:val="21"/>
           <w:szCs w:val="21"/>
         </w:rPr>
-        <w:t xml:space="preserve">Sengo deploys micro-grants directly to founders in its community, reinforcing the platform’s mission of democratizing access to capital. Starting at $1,000 in 2025, the grant deployment budget scales to $10,000 by 2028 as revenue grows. These grants fund founder milestones—pitch deck development, legal entity formation, first hires—and create powerful feedback loops: grant recipients become loyal platform users, case studies, and community advocates. Grant deployment is a marketing and retention strategy, not a cost center.</w:t>
+        <w:t xml:space="preserve">Sengo deploys micro-grants directly to founders in its community, reinforcing the platform’s mission of democratizing access to capital. Starting at $2,000 in 2025, the grant deployment budget scales to $15,000 by 2028 as revenue grows. These grants fund founder milestones—pitch deck development, legal entity formation, first hires—and create powerful feedback loops: grant recipients become loyal platform users, case studies, and community advocates. Grant deployment is a marketing and retention strategy, not a cost center.</w:t>
       </w:r>
     </w:p>
     <w:p>
@@ -14732,7 +15144,7 @@
           <w:sz w:val="20"/>
           <w:szCs w:val="20"/>
         </w:rPr>
-        <w:t xml:space="preserve">Marketing investment grows from $5K (bootstrapped 2025) to $150K (funded 2028)—a 30X increase that reflects the shift from organic hustle to systematic, measurable growth across all channels.</w:t>
+        <w:t xml:space="preserve">Marketing investment grows from $8K (bootstrapped 2025) to $200K (funded 2028)—a 25X increase that reflects the shift from organic hustle to systematic, measurable growth across all channels.</w:t>
       </w:r>
     </w:p>
     <w:p>
@@ -14826,7 +15238,7 @@
           <w:sz w:val="21"/>
           <w:szCs w:val="21"/>
         </w:rPr>
-        <w:t xml:space="preserve">Sengo has proven product-market fit with a bootstrapped MVP: 600+ members, 10,000+ email subscribers, $200K+ revenue within 365 days of launch, a 167X multiplier on grants deployed, and a 46.5% email open rate (4X industry average)—all achieved organically. The private markets are undergoing a historic opening (see The Private Markets Revolution), and the window to build category-defining infrastructure is narrow.</w:t>
+        <w:t xml:space="preserve">Sengo has proven product-market fit with a bootstrapped MVP: 600+ members, 10,000+ email subscribers, $195K+ revenue within 365 days of launch, a 167X multiplier on grants deployed, and a 46.5% email open rate (4X industry average)—all achieved organically. The private markets are undergoing a historic opening (see The Private Markets Revolution), and the window to build category-defining infrastructure is narrow.</w:t>
       </w:r>
     </w:p>
     <w:p>
@@ -15547,7 +15959,7 @@
           <w:sz w:val="21"/>
           <w:szCs w:val="21"/>
         </w:rPr>
-        <w:t xml:space="preserve">A post-money SAFE at a $4–5M valuation cap with no discount. Standard YC SAFE terms, minimal legal costs ($2–5K), and capital available immediately. The SAFE component provides investors with equity upside tied to Sengo’s growth—converting at the next priced round or liquidity event. At a $5M cap, each $250K of SAFE represents ~5% ownership.</w:t>
+        <w:t xml:space="preserve">A post-money SAFE at a $4–5M valuation cap with no discount. Standard YC SAFE terms, minimal legal costs ($2–5K), and capital available immediately. The SAFE component provides investors with equity upside tied to Sengo’s growth—converting at a future liquidity event. At a $5M cap, each $250K of SAFE represents ~5% ownership.</w:t>
       </w:r>
     </w:p>
     <w:p>
@@ -15812,7 +16224,7 @@
                 <w:sz w:val="19"/>
                 <w:szCs w:val="19"/>
               </w:rPr>
-              <w:t xml:space="preserve">Technology &amp; Platform</w:t>
+              <w:t xml:space="preserve">AI &amp; Platform Technology</w:t>
             </w:r>
           </w:p>
         </w:tc>
@@ -15878,7 +16290,7 @@
                 <w:sz w:val="18"/>
                 <w:szCs w:val="18"/>
               </w:rPr>
-              <w:t xml:space="preserve">Custom platform build off Kajabi: mobile-first UX, education modules, community/chat, meetups coordination, dealflow engine, KingsCrowd API integration for private market data</w:t>
+              <w:t xml:space="preserve">Custom platform build off Kajabi: mobile-first UX, AI-powered education modules, due diligence tool, fundraise readiness calculator, dealflow engine, international capital pathways navigator, and KingsCrowd API integration for private market data</w:t>
             </w:r>
           </w:p>
         </w:tc>
@@ -16274,7 +16686,7 @@
                 <w:sz w:val="18"/>
                 <w:szCs w:val="18"/>
               </w:rPr>
-              <w:t xml:space="preserve">Flagship events (Fashion x Futures, Sengo Summit), regional activations, and community programming that drives organic growth</w:t>
+              <w:t xml:space="preserve">Flagship events (Fashion x Futures), regional activations, and community programming that drives organic growth</w:t>
             </w:r>
           </w:p>
         </w:tc>
@@ -16412,7 +16824,7 @@
           <w:sz w:val="21"/>
           <w:szCs w:val="21"/>
         </w:rPr>
-        <w:t xml:space="preserve">The centerpiece of this raise is migrating Sengo off Kajabi onto a custom-built platform optimized for mobile. The current Kajabi-hosted experience limits UX customization and mobile performance—two critical gaps as our community grows. The new platform retains Sengo’s four core pillars while dramatically improving the user experience:</w:t>
+        <w:t xml:space="preserve">The centerpiece of this raise is migrating Sengo off Kajabi onto a custom-built, AI-enhanced platform optimized for mobile. The current Kajabi-hosted experience limits UX customization, AI integration, and mobile performance—critical gaps as our community grows. The new platform retains Sengo’s four core pillars while adding AI-powered tools and dramatically improving the user experience:</w:t>
       </w:r>
     </w:p>
     <w:p>
@@ -16436,7 +16848,7 @@
           <w:sz w:val="21"/>
           <w:szCs w:val="21"/>
         </w:rPr>
-        <w:t xml:space="preserve">Education — Modular learning paths for founders (capital readiness, pitch prep, fundraising strategy) and funders (private market fundamentals, due diligence, portfolio construction). On-demand courses, live workshops, and evergreen resource libraries—all optimized for mobile consumption</w:t>
+        <w:t xml:space="preserve">Education — AI-curated modular learning paths for founders (capital readiness, pitch prep, fundraising strategy) and funders (private market fundamentals, due diligence, portfolio construction). AI-powered fundraise readiness calculator and international capital pathways navigator. On-demand courses, live workshops, and evergreen resource libraries—all optimized for mobile consumption</w:t>
       </w:r>
     </w:p>
     <w:p>
@@ -16493,7 +16905,7 @@
           <w:sz w:val="21"/>
           <w:szCs w:val="21"/>
         </w:rPr>
-        <w:t xml:space="preserve">Dealflow &amp; Data — A curated deal discovery engine connecting prepared founders with aligned investors. Direct links to external fundraising platforms (Republic, WeFunder, StartEngine) and a KingsCrowd API integration that surfaces real-time private market data, ratings, and analytics directly within Sengo—giving our community institutional-grade intelligence without building the data layer from scratch</w:t>
+        <w:t xml:space="preserve">Dealflow &amp; Data — An AI-powered deal discovery engine connecting prepared founders with aligned investors. AI due diligence tool helps angels evaluate deals faster. Live dealflow feed with real-time updates. Direct links to external fundraising platforms (Republic, WeFunder, StartEngine) and a KingsCrowd API integration that surfaces real-time private market data, ratings, and analytics directly within Sengo—giving our community institutional-grade intelligence without building the data layer from scratch</w:t>
       </w:r>
     </w:p>
     <w:p>
@@ -16742,7 +17154,7 @@
                 <w:sz w:val="19"/>
                 <w:szCs w:val="19"/>
               </w:rPr>
-              <w:t xml:space="preserve">Launch matchmaking and investor education modules. Ramp paid acquisition and PR. Close 8 coaching clients. Secure 3 institutional partnerships. Reach 2,000 paying members.</w:t>
+              <w:t xml:space="preserve">Launch AI matchmaking, due diligence tool, and investor education modules. Ship fundraise readiness calculator and international capital pathways navigator. Ramp paid acquisition and PR. Close 8 coaching clients. Secure 3 institutional partnerships. Reach 2,000 paying members.</w:t>
             </w:r>
           </w:p>
         </w:tc>
@@ -16807,7 +17219,7 @@
                 <w:sz w:val="19"/>
                 <w:szCs w:val="19"/>
               </w:rPr>
-              <w:t xml:space="preserve">Scale to 4,000 members and $600K+ ARR. Launch funding outcome tracking. Host flagship Sengo Summit. Expand sales team. Begin curating first community-backed investment opportunities.</w:t>
+              <w:t xml:space="preserve">Scale to 4,000 members and $600K+ ARR. Launch funding outcome tracking. Expand sales team. Begin curating first community-backed investment opportunities.</w:t>
             </w:r>
           </w:p>
         </w:tc>
@@ -16872,7 +17284,7 @@
                 <w:sz w:val="19"/>
                 <w:szCs w:val="19"/>
               </w:rPr>
-              <w:t xml:space="preserve">Reach $1.2M+ ARR and 30,000 email subscribers. 10+ B2B partnerships generating $250K+. Demonstrate clear metrics for Seed round ($2–$4M). Position for Reg CF tooling and/or syndicate infrastructure.</w:t>
+              <w:t xml:space="preserve">Reach $1.2M+ ARR and 30,000 email subscribers. 10+ B2B partnerships generating $250K+. Achieve operational profitability. Position for Reg CF tooling and/or syndicate infrastructure.</w:t>
             </w:r>
           </w:p>
         </w:tc>
@@ -16926,7 +17338,7 @@
           <w:sz w:val="21"/>
           <w:szCs w:val="21"/>
         </w:rPr>
-        <w:t xml:space="preserve">Sengo occupies a unique position: we are the education and community layer that sits beneath the transaction platforms. We prepare founders to raise and investors to participate. As Bain’s 2026 report notes, serving retail investors requires “retail-ready distribution and investor education capabilities”—this is our core product, not an afterthought.</w:t>
+        <w:t xml:space="preserve">Sengo occupies a unique position: we are the AI-powered education and community layer that sits beneath the transaction platforms. We prepare founders to raise and investors to participate. As Bain’s 2026 report notes, serving retail investors requires “retail-ready distribution and investor education capabilities”—this is our core product, not an afterthought.</w:t>
       </w:r>
     </w:p>
     <w:p>
@@ -16941,7 +17353,7 @@
           <w:sz w:val="21"/>
           <w:szCs w:val="21"/>
         </w:rPr>
-        <w:t xml:space="preserve">With $500K deployed aggressively into technology, public presence, sales, and compliance, we will capture market share during this historic window, grow our community 10X, and establish the metrics needed to raise a Seed round that positions Sengo as the definitive platform for community-driven private market access.</w:t>
+        <w:t xml:space="preserve">With $500K deployed aggressively into technology, public presence, sales, and compliance, we will capture market share during this historic window, grow our community 10X, and reach self-sustaining profitability—establishing Sengo as the definitive platform for community-driven private market access without the need for additional fundraising.</w:t>
       </w:r>
     </w:p>
     <w:p>
@@ -16966,7 +17378,7 @@
           <w:sz w:val="21"/>
           <w:szCs w:val="21"/>
         </w:rPr>
-        <w:t xml:space="preserve">We’re not building another crowdfunding portal. We’re building the infrastructure that makes private markets work for everyone—the education, community, and trust layer that the entire ecosystem needs. This is how we close the $14 trillion wealth gap, one founder and one funder at a time.</w:t>
+        <w:t xml:space="preserve">We’re not building another crowdfunding portal. We’re building AI-powered infrastructure that makes private markets work for everyone—the education, community, and trust layer that the entire ecosystem needs. This is how we close the $14 trillion wealth gap, one founder and one funder at a time.</w:t>
       </w:r>
     </w:p>
     <w:sectPr>

--- a/Sengo Business Plan.docx
+++ b/Sengo Business Plan.docx
@@ -515,7 +515,7 @@
                 <w:sz w:val="28"/>
                 <w:szCs w:val="28"/>
               </w:rPr>
-              <w:t xml:space="preserve">$195K</w:t>
+              <w:t xml:space="preserve">$178K</w:t>
             </w:r>
           </w:p>
           <w:p>
@@ -571,7 +571,7 @@
                 <w:sz w:val="18"/>
                 <w:szCs w:val="18"/>
               </w:rPr>
-              <w:t xml:space="preserve">2025 net income (38% margin)</w:t>
+              <w:t xml:space="preserve">2025 net income (33% margin)</w:t>
             </w:r>
           </w:p>
         </w:tc>
@@ -2528,7 +2528,7 @@
           <w:sz w:val="21"/>
           <w:szCs w:val="21"/>
         </w:rPr>
-        <w:t xml:space="preserve">$195K+ in lifetime revenue in first 365 days</w:t>
+        <w:t xml:space="preserve">$178K+ in lifetime revenue in first 365 days</w:t>
       </w:r>
     </w:p>
     <w:p>
@@ -6953,7 +6953,7 @@
                 <w:sz w:val="19"/>
                 <w:szCs w:val="19"/>
               </w:rPr>
-              <w:t xml:space="preserve">$194,681</w:t>
+              <w:t xml:space="preserve">$178,173</w:t>
             </w:r>
           </w:p>
         </w:tc>
@@ -7054,7 +7054,7 @@
                 <w:sz w:val="19"/>
                 <w:szCs w:val="19"/>
               </w:rPr>
-              <w:t xml:space="preserve">($19,684)</w:t>
+              <w:t xml:space="preserve">($23,711)</w:t>
             </w:r>
           </w:p>
         </w:tc>
@@ -7256,7 +7256,7 @@
                 <w:sz w:val="19"/>
                 <w:szCs w:val="19"/>
               </w:rPr>
-              <w:t xml:space="preserve">90.7%</w:t>
+              <w:t xml:space="preserve">86.7%</w:t>
             </w:r>
           </w:p>
         </w:tc>
@@ -7357,7 +7357,7 @@
                 <w:sz w:val="19"/>
                 <w:szCs w:val="19"/>
               </w:rPr>
-              <w:t xml:space="preserve">($100,299)</w:t>
+              <w:t xml:space="preserve">($96,272)</w:t>
             </w:r>
           </w:p>
         </w:tc>
@@ -7559,7 +7559,7 @@
                 <w:sz w:val="19"/>
                 <w:szCs w:val="19"/>
               </w:rPr>
-              <w:t xml:space="preserve">38.2%</w:t>
+              <w:t xml:space="preserve">32.5%</w:t>
             </w:r>
           </w:p>
         </w:tc>
@@ -7585,7 +7585,7 @@
           <w:sz w:val="20"/>
           <w:szCs w:val="20"/>
         </w:rPr>
-        <w:t xml:space="preserve">Key insight: Revenue grew 3.7X year-over-year ($53K → $195K) while achieving 38% net margins—demonstrating both growth velocity and capital efficiency. Events &amp; Sales more than doubled, and multiple new revenue streams (SaaS, coaching, grants) came online in 2025.</w:t>
+        <w:t xml:space="preserve">Key insight: Revenue grew 3.4X year-over-year ($53K → $178K) while achieving 33% net margins—demonstrating both growth velocity and capital efficiency. Events &amp; Sales more than doubled, and multiple new revenue streams (SaaS, coaching, grants) came online in 2025.</w:t>
       </w:r>
     </w:p>
     <w:p>
@@ -10344,7 +10344,7 @@
                 <w:sz w:val="18"/>
                 <w:szCs w:val="18"/>
               </w:rPr>
-              <w:t xml:space="preserve">$194,681</w:t>
+              <w:t xml:space="preserve">$178,173</w:t>
             </w:r>
           </w:p>
         </w:tc>
@@ -12203,7 +12203,7 @@
                 <w:sz w:val="18"/>
                 <w:szCs w:val="18"/>
               </w:rPr>
-              <w:t xml:space="preserve">90.7%</w:t>
+              <w:t xml:space="preserve">86.7%</w:t>
             </w:r>
           </w:p>
         </w:tc>
@@ -12710,7 +12710,7 @@
                 <w:sz w:val="18"/>
                 <w:szCs w:val="18"/>
               </w:rPr>
-              <w:t xml:space="preserve">41.4%</w:t>
+              <w:t xml:space="preserve">32.7%</w:t>
             </w:r>
           </w:p>
         </w:tc>
@@ -15238,7 +15238,7 @@
           <w:sz w:val="21"/>
           <w:szCs w:val="21"/>
         </w:rPr>
-        <w:t xml:space="preserve">Sengo has proven product-market fit with a bootstrapped MVP: 600+ members, 10,000+ email subscribers, $195K+ revenue within 365 days of launch, a 167X multiplier on grants deployed, and a 46.5% email open rate (4X industry average)—all achieved organically. The private markets are undergoing a historic opening (see The Private Markets Revolution), and the window to build category-defining infrastructure is narrow.</w:t>
+        <w:t xml:space="preserve">Sengo has proven product-market fit with a bootstrapped MVP: 600+ members, 10,000+ email subscribers, $178K+ revenue within 365 days of launch, a 167X multiplier on grants deployed, and a 46.5% email open rate (4X industry average)—all achieved organically. The private markets are undergoing a historic opening (see The Private Markets Revolution), and the window to build category-defining infrastructure is narrow.</w:t>
       </w:r>
     </w:p>
     <w:p>
